--- a/diving/world_junior_diving/DivingWorksheetKey.docx
+++ b/diving/world_junior_diving/DivingWorksheetKey.docx
@@ -1,6 +1,6 @@
 
 <file path=word/document.xml><?xml version="1.0" encoding="utf-8"?>
-<w:document xmlns:wpc="http://schemas.microsoft.com/office/word/2010/wordprocessingCanvas" xmlns:cx="http://schemas.microsoft.com/office/drawing/2014/chartex" xmlns:cx1="http://schemas.microsoft.com/office/drawing/2015/9/8/chartex" xmlns:cx2="http://schemas.microsoft.com/office/drawing/2015/10/21/chartex" xmlns:cx3="http://schemas.microsoft.com/office/drawing/2016/5/9/chartex" xmlns:cx4="http://schemas.microsoft.com/office/drawing/2016/5/10/chartex" xmlns:cx5="http://schemas.microsoft.com/office/drawing/2016/5/11/chartex" xmlns:cx6="http://schemas.microsoft.com/office/drawing/2016/5/12/chartex" xmlns:cx7="http://schemas.microsoft.com/office/drawing/2016/5/13/chartex" xmlns:cx8="http://schemas.microsoft.com/office/drawing/2016/5/14/chartex" xmlns:mc="http://schemas.openxmlformats.org/markup-compatibility/2006" xmlns:aink="http://schemas.microsoft.com/office/drawing/2016/ink" xmlns:am3d="http://schemas.microsoft.com/office/drawing/2017/model3d" xmlns:o="urn:schemas-microsoft-com:office:office" xmlns:oel="http://schemas.microsoft.com/office/2019/extlst" xmlns:r="http://schemas.openxmlformats.org/officeDocument/2006/relationships" xmlns:m="http://schemas.openxmlformats.org/officeDocument/2006/math" xmlns:v="urn:schemas-microsoft-com:vml" xmlns:wp14="http://schemas.microsoft.com/office/word/2010/wordprocessingDrawing" xmlns:wp="http://schemas.openxmlformats.org/drawingml/2006/wordprocessingDrawing" xmlns:w10="urn:schemas-microsoft-com:office:word" xmlns:w="http://schemas.openxmlformats.org/wordprocessingml/2006/main" xmlns:w14="http://schemas.microsoft.com/office/word/2010/wordml" xmlns:w15="http://schemas.microsoft.com/office/word/2012/wordml" xmlns:w16cex="http://schemas.microsoft.com/office/word/2018/wordml/cex" xmlns:w16cid="http://schemas.microsoft.com/office/word/2016/wordml/cid" xmlns:w16="http://schemas.microsoft.com/office/word/2018/wordml" xmlns:w16du="http://schemas.microsoft.com/office/word/2023/wordml/word16du" xmlns:w16sdtdh="http://schemas.microsoft.com/office/word/2020/wordml/sdtdatahash" xmlns:w16sdtfl="http://schemas.microsoft.com/office/word/2024/wordml/sdtformatlock" xmlns:w16se="http://schemas.microsoft.com/office/word/2015/wordml/symex" xmlns:wpg="http://schemas.microsoft.com/office/word/2010/wordprocessingGroup" xmlns:wpi="http://schemas.microsoft.com/office/word/2010/wordprocessingInk" xmlns:wne="http://schemas.microsoft.com/office/word/2006/wordml" xmlns:wps="http://schemas.microsoft.com/office/word/2010/wordprocessingShape" mc:Ignorable="w14 w15 w16se w16cid w16 w16cex w16sdtdh w16sdtfl w16du wp14">
+<w:document xmlns:wpc="http://schemas.microsoft.com/office/word/2010/wordprocessingCanvas" xmlns:cx="http://schemas.microsoft.com/office/drawing/2014/chartex" xmlns:cx1="http://schemas.microsoft.com/office/drawing/2015/9/8/chartex" xmlns:mc="http://schemas.openxmlformats.org/markup-compatibility/2006" xmlns:o="urn:schemas-microsoft-com:office:office" xmlns:r="http://schemas.openxmlformats.org/officeDocument/2006/relationships" xmlns:m="http://schemas.openxmlformats.org/officeDocument/2006/math" xmlns:v="urn:schemas-microsoft-com:vml" xmlns:wp14="http://schemas.microsoft.com/office/word/2010/wordprocessingDrawing" xmlns:wp="http://schemas.openxmlformats.org/drawingml/2006/wordprocessingDrawing" xmlns:w10="urn:schemas-microsoft-com:office:word" xmlns:w="http://schemas.openxmlformats.org/wordprocessingml/2006/main" xmlns:w14="http://schemas.microsoft.com/office/word/2010/wordml" xmlns:w15="http://schemas.microsoft.com/office/word/2012/wordml" xmlns:w16se="http://schemas.microsoft.com/office/word/2015/wordml/symex" xmlns:wpg="http://schemas.microsoft.com/office/word/2010/wordprocessingGroup" xmlns:wpi="http://schemas.microsoft.com/office/word/2010/wordprocessingInk" xmlns:wne="http://schemas.microsoft.com/office/word/2006/wordml" xmlns:wps="http://schemas.microsoft.com/office/word/2010/wordprocessingShape" mc:Ignorable="w14 w15 w16se wp14">
   <w:body>
     <w:p>
       <w:pPr>
@@ -2646,15 +2646,7 @@
           <w:color w:val="EE0000"/>
           <w:szCs w:val="24"/>
         </w:rPr>
-        <w:t>A Chi-Square Test of Independence is the correct type of test because we are testing for an association between two categorical variables</w:t>
-      </w:r>
-      <w:r>
-        <w:rPr>
-          <w:rFonts w:asciiTheme="minorHAnsi" w:hAnsiTheme="minorHAnsi"/>
-          <w:color w:val="EE0000"/>
-          <w:szCs w:val="24"/>
-        </w:rPr>
-        <w:t>.</w:t>
+        <w:t>A Chi-Square Test of Independence is the correct type of test because we are testing for an association between two categorical variables.</w:t>
       </w:r>
     </w:p>
     <w:p>
@@ -2738,14 +2730,7 @@
           <w:rFonts w:asciiTheme="minorHAnsi" w:eastAsiaTheme="minorEastAsia" w:hAnsiTheme="minorHAnsi" w:cstheme="minorHAnsi"/>
           <w:color w:val="EE0000"/>
         </w:rPr>
-        <w:t>There is not an association between the judge and whether their score is kept or discarded</w:t>
-      </w:r>
-      <w:r>
-        <w:rPr>
-          <w:rFonts w:asciiTheme="minorHAnsi" w:eastAsiaTheme="minorEastAsia" w:hAnsiTheme="minorHAnsi" w:cstheme="minorHAnsi"/>
-          <w:color w:val="EE0000"/>
-        </w:rPr>
-        <w:t>.</w:t>
+        <w:t>There is not an association between the judge and whether their score is kept or discarded.</w:t>
       </w:r>
       <w:r>
         <w:rPr>
@@ -2825,14 +2810,7 @@
           <w:rFonts w:asciiTheme="minorHAnsi" w:eastAsiaTheme="minorEastAsia" w:hAnsiTheme="minorHAnsi" w:cstheme="minorHAnsi"/>
           <w:color w:val="EE0000"/>
         </w:rPr>
-        <w:t>There is an association between the judge and whether their score is kept or discarded</w:t>
-      </w:r>
-      <w:r>
-        <w:rPr>
-          <w:rFonts w:asciiTheme="minorHAnsi" w:eastAsiaTheme="minorEastAsia" w:hAnsiTheme="minorHAnsi" w:cstheme="minorHAnsi"/>
-          <w:color w:val="EE0000"/>
-        </w:rPr>
-        <w:t>.</w:t>
+        <w:t>There is an association between the judge and whether their score is kept or discarded.</w:t>
       </w:r>
     </w:p>
     <w:p>
@@ -2861,17 +2839,8 @@
           <w:szCs w:val="24"/>
         </w:rPr>
         <w:lastRenderedPageBreak/>
-        <w:t xml:space="preserve">Calculate the test </w:t>
-      </w:r>
-      <w:proofErr w:type="gramStart"/>
-      <w:r>
-        <w:rPr>
-          <w:rFonts w:asciiTheme="minorHAnsi" w:hAnsiTheme="minorHAnsi"/>
-          <w:szCs w:val="24"/>
-        </w:rPr>
-        <w:t>statistic</w:t>
-      </w:r>
-      <w:proofErr w:type="gramEnd"/>
+        <w:t>Calculate the test statistic</w:t>
+      </w:r>
       <w:r>
         <w:rPr>
           <w:rFonts w:asciiTheme="minorHAnsi" w:hAnsiTheme="minorHAnsi"/>
@@ -3050,23 +3019,7 @@
           <w:rFonts w:asciiTheme="minorHAnsi" w:hAnsiTheme="minorHAnsi"/>
           <w:szCs w:val="24"/>
         </w:rPr>
-        <w:t xml:space="preserve"> Use that and the degrees of freedom to find </w:t>
-      </w:r>
-      <w:proofErr w:type="gramStart"/>
-      <w:r>
-        <w:rPr>
-          <w:rFonts w:asciiTheme="minorHAnsi" w:hAnsiTheme="minorHAnsi"/>
-          <w:szCs w:val="24"/>
-        </w:rPr>
-        <w:t>the p-</w:t>
-      </w:r>
-      <w:proofErr w:type="gramEnd"/>
-      <w:r>
-        <w:rPr>
-          <w:rFonts w:asciiTheme="minorHAnsi" w:hAnsiTheme="minorHAnsi"/>
-          <w:szCs w:val="24"/>
-        </w:rPr>
-        <w:t>value.</w:t>
+        <w:t xml:space="preserve"> Use that and the degrees of freedom to find the p-value.</w:t>
       </w:r>
     </w:p>
     <w:p>
@@ -3136,7 +3089,35 @@
           <w:rFonts w:asciiTheme="minorHAnsi" w:hAnsiTheme="minorHAnsi" w:cstheme="minorHAnsi"/>
           <w:color w:val="EE0000"/>
         </w:rPr>
-        <w:t xml:space="preserve">We accept the null hypothesis. There is no significant evidence that demonstrates that one or more judge’s scores were thrown out more frequently than the rest. </w:t>
+        <w:t xml:space="preserve">We </w:t>
+      </w:r>
+      <w:r>
+        <w:rPr>
+          <w:rFonts w:asciiTheme="minorHAnsi" w:hAnsiTheme="minorHAnsi" w:cstheme="minorHAnsi"/>
+          <w:color w:val="EE0000"/>
+        </w:rPr>
+        <w:t>fail to reject</w:t>
+      </w:r>
+      <w:r>
+        <w:rPr>
+          <w:rFonts w:asciiTheme="minorHAnsi" w:hAnsiTheme="minorHAnsi" w:cstheme="minorHAnsi"/>
+          <w:color w:val="EE0000"/>
+        </w:rPr>
+        <w:t xml:space="preserve"> the null hypothesis. There is no </w:t>
+      </w:r>
+      <w:r>
+        <w:rPr>
+          <w:rFonts w:asciiTheme="minorHAnsi" w:hAnsiTheme="minorHAnsi" w:cstheme="minorHAnsi"/>
+          <w:color w:val="EE0000"/>
+        </w:rPr>
+        <w:t xml:space="preserve">statistically discernible </w:t>
+      </w:r>
+      <w:r>
+        <w:rPr>
+          <w:rFonts w:asciiTheme="minorHAnsi" w:hAnsiTheme="minorHAnsi" w:cstheme="minorHAnsi"/>
+          <w:color w:val="EE0000"/>
+        </w:rPr>
+        <w:t xml:space="preserve">evidence that demonstrates that one or more judge’s scores were thrown out more frequently than the rest. </w:t>
       </w:r>
     </w:p>
     <w:p>
@@ -3172,7 +3153,23 @@
           <w:rFonts w:asciiTheme="minorHAnsi" w:hAnsiTheme="minorHAnsi" w:cstheme="minorHAnsi"/>
           <w:color w:val="EE0000"/>
         </w:rPr>
-        <w:t xml:space="preserve">We reject the null hypothesis. There is significant evidence that demonstrates that one or more judge’s scores were thrown out more frequently than the rest. </w:t>
+        <w:t xml:space="preserve">We reject the null hypothesis. There is </w:t>
+      </w:r>
+      <w:r>
+        <w:rPr>
+          <w:rFonts w:asciiTheme="minorHAnsi" w:hAnsiTheme="minorHAnsi" w:cstheme="minorHAnsi"/>
+          <w:color w:val="EE0000"/>
+        </w:rPr>
+        <w:t xml:space="preserve">statistically discernible </w:t>
+      </w:r>
+      <w:bookmarkStart w:id="0" w:name="_GoBack"/>
+      <w:bookmarkEnd w:id="0"/>
+      <w:r>
+        <w:rPr>
+          <w:rFonts w:asciiTheme="minorHAnsi" w:hAnsiTheme="minorHAnsi" w:cstheme="minorHAnsi"/>
+          <w:color w:val="EE0000"/>
+        </w:rPr>
+        <w:t xml:space="preserve">evidence that demonstrates that one or more judge’s scores were thrown out more frequently than the rest. </w:t>
       </w:r>
     </w:p>
     <w:p>
@@ -3225,23 +3222,7 @@
           <w:rFonts w:asciiTheme="minorHAnsi" w:hAnsiTheme="minorHAnsi" w:cstheme="minorHAnsi"/>
           <w:color w:val="EE0000"/>
         </w:rPr>
-        <w:t xml:space="preserve">ncorrectly accusing a judge of being </w:t>
-      </w:r>
-      <w:proofErr w:type="gramStart"/>
-      <w:r>
-        <w:rPr>
-          <w:rFonts w:asciiTheme="minorHAnsi" w:hAnsiTheme="minorHAnsi" w:cstheme="minorHAnsi"/>
-          <w:color w:val="EE0000"/>
-        </w:rPr>
-        <w:t>bias</w:t>
-      </w:r>
-      <w:proofErr w:type="gramEnd"/>
-      <w:r>
-        <w:rPr>
-          <w:rFonts w:asciiTheme="minorHAnsi" w:hAnsiTheme="minorHAnsi" w:cstheme="minorHAnsi"/>
-          <w:color w:val="EE0000"/>
-        </w:rPr>
-        <w:t xml:space="preserve">, but in fact they were fair. </w:t>
+        <w:t xml:space="preserve">ncorrectly accusing a judge of being bias, but in fact they were fair. </w:t>
       </w:r>
     </w:p>
     <w:p>
@@ -3285,23 +3266,7 @@
           <w:rFonts w:asciiTheme="minorHAnsi" w:hAnsiTheme="minorHAnsi" w:cstheme="minorHAnsi"/>
           <w:color w:val="EE0000"/>
         </w:rPr>
-        <w:t xml:space="preserve">Incorrectly concluding that all judges are fair, when one is </w:t>
-      </w:r>
-      <w:proofErr w:type="gramStart"/>
-      <w:r>
-        <w:rPr>
-          <w:rFonts w:asciiTheme="minorHAnsi" w:hAnsiTheme="minorHAnsi" w:cstheme="minorHAnsi"/>
-          <w:color w:val="EE0000"/>
-        </w:rPr>
-        <w:t>actually biased</w:t>
-      </w:r>
-      <w:proofErr w:type="gramEnd"/>
-      <w:r>
-        <w:rPr>
-          <w:rFonts w:asciiTheme="minorHAnsi" w:hAnsiTheme="minorHAnsi" w:cstheme="minorHAnsi"/>
-          <w:color w:val="EE0000"/>
-        </w:rPr>
-        <w:t xml:space="preserve">. </w:t>
+        <w:t xml:space="preserve">Incorrectly concluding that all judges are fair, when one is actually biased. </w:t>
       </w:r>
     </w:p>
     <w:p>
@@ -3544,7 +3509,7 @@
 </file>
 
 <file path=word/endnotes.xml><?xml version="1.0" encoding="utf-8"?>
-<w:endnotes xmlns:wpc="http://schemas.microsoft.com/office/word/2010/wordprocessingCanvas" xmlns:cx="http://schemas.microsoft.com/office/drawing/2014/chartex" xmlns:cx1="http://schemas.microsoft.com/office/drawing/2015/9/8/chartex" xmlns:cx2="http://schemas.microsoft.com/office/drawing/2015/10/21/chartex" xmlns:cx3="http://schemas.microsoft.com/office/drawing/2016/5/9/chartex" xmlns:cx4="http://schemas.microsoft.com/office/drawing/2016/5/10/chartex" xmlns:cx5="http://schemas.microsoft.com/office/drawing/2016/5/11/chartex" xmlns:cx6="http://schemas.microsoft.com/office/drawing/2016/5/12/chartex" xmlns:cx7="http://schemas.microsoft.com/office/drawing/2016/5/13/chartex" xmlns:cx8="http://schemas.microsoft.com/office/drawing/2016/5/14/chartex" xmlns:mc="http://schemas.openxmlformats.org/markup-compatibility/2006" xmlns:aink="http://schemas.microsoft.com/office/drawing/2016/ink" xmlns:am3d="http://schemas.microsoft.com/office/drawing/2017/model3d" xmlns:o="urn:schemas-microsoft-com:office:office" xmlns:oel="http://schemas.microsoft.com/office/2019/extlst" xmlns:r="http://schemas.openxmlformats.org/officeDocument/2006/relationships" xmlns:m="http://schemas.openxmlformats.org/officeDocument/2006/math" xmlns:v="urn:schemas-microsoft-com:vml" xmlns:wp14="http://schemas.microsoft.com/office/word/2010/wordprocessingDrawing" xmlns:wp="http://schemas.openxmlformats.org/drawingml/2006/wordprocessingDrawing" xmlns:w10="urn:schemas-microsoft-com:office:word" xmlns:w="http://schemas.openxmlformats.org/wordprocessingml/2006/main" xmlns:w14="http://schemas.microsoft.com/office/word/2010/wordml" xmlns:w15="http://schemas.microsoft.com/office/word/2012/wordml" xmlns:w16cex="http://schemas.microsoft.com/office/word/2018/wordml/cex" xmlns:w16cid="http://schemas.microsoft.com/office/word/2016/wordml/cid" xmlns:w16="http://schemas.microsoft.com/office/word/2018/wordml" xmlns:w16du="http://schemas.microsoft.com/office/word/2023/wordml/word16du" xmlns:w16sdtdh="http://schemas.microsoft.com/office/word/2020/wordml/sdtdatahash" xmlns:w16sdtfl="http://schemas.microsoft.com/office/word/2024/wordml/sdtformatlock" xmlns:w16se="http://schemas.microsoft.com/office/word/2015/wordml/symex" xmlns:wpg="http://schemas.microsoft.com/office/word/2010/wordprocessingGroup" xmlns:wpi="http://schemas.microsoft.com/office/word/2010/wordprocessingInk" xmlns:wne="http://schemas.microsoft.com/office/word/2006/wordml" xmlns:wps="http://schemas.microsoft.com/office/word/2010/wordprocessingShape" mc:Ignorable="w14 w15 w16se w16cid w16 w16cex w16sdtdh w16sdtfl w16du wp14">
+<w:endnotes xmlns:wpc="http://schemas.microsoft.com/office/word/2010/wordprocessingCanvas" xmlns:cx="http://schemas.microsoft.com/office/drawing/2014/chartex" xmlns:cx1="http://schemas.microsoft.com/office/drawing/2015/9/8/chartex" xmlns:mc="http://schemas.openxmlformats.org/markup-compatibility/2006" xmlns:o="urn:schemas-microsoft-com:office:office" xmlns:r="http://schemas.openxmlformats.org/officeDocument/2006/relationships" xmlns:m="http://schemas.openxmlformats.org/officeDocument/2006/math" xmlns:v="urn:schemas-microsoft-com:vml" xmlns:wp14="http://schemas.microsoft.com/office/word/2010/wordprocessingDrawing" xmlns:wp="http://schemas.openxmlformats.org/drawingml/2006/wordprocessingDrawing" xmlns:w10="urn:schemas-microsoft-com:office:word" xmlns:w="http://schemas.openxmlformats.org/wordprocessingml/2006/main" xmlns:w14="http://schemas.microsoft.com/office/word/2010/wordml" xmlns:w15="http://schemas.microsoft.com/office/word/2012/wordml" xmlns:w16se="http://schemas.microsoft.com/office/word/2015/wordml/symex" xmlns:wpg="http://schemas.microsoft.com/office/word/2010/wordprocessingGroup" xmlns:wpi="http://schemas.microsoft.com/office/word/2010/wordprocessingInk" xmlns:wne="http://schemas.microsoft.com/office/word/2006/wordml" xmlns:wps="http://schemas.microsoft.com/office/word/2010/wordprocessingShape" mc:Ignorable="w14 w15 w16se wp14">
   <w:endnote w:type="separator" w:id="-1">
     <w:p>
       <w:pPr>
@@ -3569,7 +3534,7 @@
 </file>
 
 <file path=word/footnotes.xml><?xml version="1.0" encoding="utf-8"?>
-<w:footnotes xmlns:wpc="http://schemas.microsoft.com/office/word/2010/wordprocessingCanvas" xmlns:cx="http://schemas.microsoft.com/office/drawing/2014/chartex" xmlns:cx1="http://schemas.microsoft.com/office/drawing/2015/9/8/chartex" xmlns:cx2="http://schemas.microsoft.com/office/drawing/2015/10/21/chartex" xmlns:cx3="http://schemas.microsoft.com/office/drawing/2016/5/9/chartex" xmlns:cx4="http://schemas.microsoft.com/office/drawing/2016/5/10/chartex" xmlns:cx5="http://schemas.microsoft.com/office/drawing/2016/5/11/chartex" xmlns:cx6="http://schemas.microsoft.com/office/drawing/2016/5/12/chartex" xmlns:cx7="http://schemas.microsoft.com/office/drawing/2016/5/13/chartex" xmlns:cx8="http://schemas.microsoft.com/office/drawing/2016/5/14/chartex" xmlns:mc="http://schemas.openxmlformats.org/markup-compatibility/2006" xmlns:aink="http://schemas.microsoft.com/office/drawing/2016/ink" xmlns:am3d="http://schemas.microsoft.com/office/drawing/2017/model3d" xmlns:o="urn:schemas-microsoft-com:office:office" xmlns:oel="http://schemas.microsoft.com/office/2019/extlst" xmlns:r="http://schemas.openxmlformats.org/officeDocument/2006/relationships" xmlns:m="http://schemas.openxmlformats.org/officeDocument/2006/math" xmlns:v="urn:schemas-microsoft-com:vml" xmlns:wp14="http://schemas.microsoft.com/office/word/2010/wordprocessingDrawing" xmlns:wp="http://schemas.openxmlformats.org/drawingml/2006/wordprocessingDrawing" xmlns:w10="urn:schemas-microsoft-com:office:word" xmlns:w="http://schemas.openxmlformats.org/wordprocessingml/2006/main" xmlns:w14="http://schemas.microsoft.com/office/word/2010/wordml" xmlns:w15="http://schemas.microsoft.com/office/word/2012/wordml" xmlns:w16cex="http://schemas.microsoft.com/office/word/2018/wordml/cex" xmlns:w16cid="http://schemas.microsoft.com/office/word/2016/wordml/cid" xmlns:w16="http://schemas.microsoft.com/office/word/2018/wordml" xmlns:w16du="http://schemas.microsoft.com/office/word/2023/wordml/word16du" xmlns:w16sdtdh="http://schemas.microsoft.com/office/word/2020/wordml/sdtdatahash" xmlns:w16sdtfl="http://schemas.microsoft.com/office/word/2024/wordml/sdtformatlock" xmlns:w16se="http://schemas.microsoft.com/office/word/2015/wordml/symex" xmlns:wpg="http://schemas.microsoft.com/office/word/2010/wordprocessingGroup" xmlns:wpi="http://schemas.microsoft.com/office/word/2010/wordprocessingInk" xmlns:wne="http://schemas.microsoft.com/office/word/2006/wordml" xmlns:wps="http://schemas.microsoft.com/office/word/2010/wordprocessingShape" mc:Ignorable="w14 w15 w16se w16cid w16 w16cex w16sdtdh w16sdtfl w16du wp14">
+<w:footnotes xmlns:wpc="http://schemas.microsoft.com/office/word/2010/wordprocessingCanvas" xmlns:cx="http://schemas.microsoft.com/office/drawing/2014/chartex" xmlns:cx1="http://schemas.microsoft.com/office/drawing/2015/9/8/chartex" xmlns:mc="http://schemas.openxmlformats.org/markup-compatibility/2006" xmlns:o="urn:schemas-microsoft-com:office:office" xmlns:r="http://schemas.openxmlformats.org/officeDocument/2006/relationships" xmlns:m="http://schemas.openxmlformats.org/officeDocument/2006/math" xmlns:v="urn:schemas-microsoft-com:vml" xmlns:wp14="http://schemas.microsoft.com/office/word/2010/wordprocessingDrawing" xmlns:wp="http://schemas.openxmlformats.org/drawingml/2006/wordprocessingDrawing" xmlns:w10="urn:schemas-microsoft-com:office:word" xmlns:w="http://schemas.openxmlformats.org/wordprocessingml/2006/main" xmlns:w14="http://schemas.microsoft.com/office/word/2010/wordml" xmlns:w15="http://schemas.microsoft.com/office/word/2012/wordml" xmlns:w16se="http://schemas.microsoft.com/office/word/2015/wordml/symex" xmlns:wpg="http://schemas.microsoft.com/office/word/2010/wordprocessingGroup" xmlns:wpi="http://schemas.microsoft.com/office/word/2010/wordprocessingInk" xmlns:wne="http://schemas.microsoft.com/office/word/2006/wordml" xmlns:wps="http://schemas.microsoft.com/office/word/2010/wordprocessingShape" mc:Ignorable="w14 w15 w16se wp14">
   <w:footnote w:type="separator" w:id="-1">
     <w:p>
       <w:pPr>
@@ -3594,7 +3559,7 @@
 </file>
 
 <file path=word/header1.xml><?xml version="1.0" encoding="utf-8"?>
-<w:hdr xmlns:wpc="http://schemas.microsoft.com/office/word/2010/wordprocessingCanvas" xmlns:cx="http://schemas.microsoft.com/office/drawing/2014/chartex" xmlns:cx1="http://schemas.microsoft.com/office/drawing/2015/9/8/chartex" xmlns:cx2="http://schemas.microsoft.com/office/drawing/2015/10/21/chartex" xmlns:cx3="http://schemas.microsoft.com/office/drawing/2016/5/9/chartex" xmlns:cx4="http://schemas.microsoft.com/office/drawing/2016/5/10/chartex" xmlns:cx5="http://schemas.microsoft.com/office/drawing/2016/5/11/chartex" xmlns:cx6="http://schemas.microsoft.com/office/drawing/2016/5/12/chartex" xmlns:cx7="http://schemas.microsoft.com/office/drawing/2016/5/13/chartex" xmlns:cx8="http://schemas.microsoft.com/office/drawing/2016/5/14/chartex" xmlns:mc="http://schemas.openxmlformats.org/markup-compatibility/2006" xmlns:aink="http://schemas.microsoft.com/office/drawing/2016/ink" xmlns:am3d="http://schemas.microsoft.com/office/drawing/2017/model3d" xmlns:o="urn:schemas-microsoft-com:office:office" xmlns:oel="http://schemas.microsoft.com/office/2019/extlst" xmlns:r="http://schemas.openxmlformats.org/officeDocument/2006/relationships" xmlns:m="http://schemas.openxmlformats.org/officeDocument/2006/math" xmlns:v="urn:schemas-microsoft-com:vml" xmlns:wp14="http://schemas.microsoft.com/office/word/2010/wordprocessingDrawing" xmlns:wp="http://schemas.openxmlformats.org/drawingml/2006/wordprocessingDrawing" xmlns:w10="urn:schemas-microsoft-com:office:word" xmlns:w="http://schemas.openxmlformats.org/wordprocessingml/2006/main" xmlns:w14="http://schemas.microsoft.com/office/word/2010/wordml" xmlns:w15="http://schemas.microsoft.com/office/word/2012/wordml" xmlns:w16cex="http://schemas.microsoft.com/office/word/2018/wordml/cex" xmlns:w16cid="http://schemas.microsoft.com/office/word/2016/wordml/cid" xmlns:w16="http://schemas.microsoft.com/office/word/2018/wordml" xmlns:w16du="http://schemas.microsoft.com/office/word/2023/wordml/word16du" xmlns:w16sdtdh="http://schemas.microsoft.com/office/word/2020/wordml/sdtdatahash" xmlns:w16sdtfl="http://schemas.microsoft.com/office/word/2024/wordml/sdtformatlock" xmlns:w16se="http://schemas.microsoft.com/office/word/2015/wordml/symex" xmlns:wpg="http://schemas.microsoft.com/office/word/2010/wordprocessingGroup" xmlns:wpi="http://schemas.microsoft.com/office/word/2010/wordprocessingInk" xmlns:wne="http://schemas.microsoft.com/office/word/2006/wordml" xmlns:wps="http://schemas.microsoft.com/office/word/2010/wordprocessingShape" mc:Ignorable="w14 w15 w16se w16cid w16 w16cex w16sdtdh w16sdtfl w16du wp14">
+<w:hdr xmlns:wpc="http://schemas.microsoft.com/office/word/2010/wordprocessingCanvas" xmlns:cx="http://schemas.microsoft.com/office/drawing/2014/chartex" xmlns:cx1="http://schemas.microsoft.com/office/drawing/2015/9/8/chartex" xmlns:mc="http://schemas.openxmlformats.org/markup-compatibility/2006" xmlns:o="urn:schemas-microsoft-com:office:office" xmlns:r="http://schemas.openxmlformats.org/officeDocument/2006/relationships" xmlns:m="http://schemas.openxmlformats.org/officeDocument/2006/math" xmlns:v="urn:schemas-microsoft-com:vml" xmlns:wp14="http://schemas.microsoft.com/office/word/2010/wordprocessingDrawing" xmlns:wp="http://schemas.openxmlformats.org/drawingml/2006/wordprocessingDrawing" xmlns:w10="urn:schemas-microsoft-com:office:word" xmlns:w="http://schemas.openxmlformats.org/wordprocessingml/2006/main" xmlns:w14="http://schemas.microsoft.com/office/word/2010/wordml" xmlns:w15="http://schemas.microsoft.com/office/word/2012/wordml" xmlns:w16se="http://schemas.microsoft.com/office/word/2015/wordml/symex" xmlns:wpg="http://schemas.microsoft.com/office/word/2010/wordprocessingGroup" xmlns:wpi="http://schemas.microsoft.com/office/word/2010/wordprocessingInk" xmlns:wne="http://schemas.microsoft.com/office/word/2006/wordml" xmlns:wps="http://schemas.microsoft.com/office/word/2010/wordprocessingShape" mc:Ignorable="w14 w15 w16se wp14">
   <w:p>
     <w:pPr>
       <w:pStyle w:val="Header"/>
@@ -3654,7 +3619,7 @@
 </file>
 
 <file path=word/numbering.xml><?xml version="1.0" encoding="utf-8"?>
-<w:numbering xmlns:wpc="http://schemas.microsoft.com/office/word/2010/wordprocessingCanvas" xmlns:cx="http://schemas.microsoft.com/office/drawing/2014/chartex" xmlns:cx1="http://schemas.microsoft.com/office/drawing/2015/9/8/chartex" xmlns:cx2="http://schemas.microsoft.com/office/drawing/2015/10/21/chartex" xmlns:cx3="http://schemas.microsoft.com/office/drawing/2016/5/9/chartex" xmlns:cx4="http://schemas.microsoft.com/office/drawing/2016/5/10/chartex" xmlns:cx5="http://schemas.microsoft.com/office/drawing/2016/5/11/chartex" xmlns:cx6="http://schemas.microsoft.com/office/drawing/2016/5/12/chartex" xmlns:cx7="http://schemas.microsoft.com/office/drawing/2016/5/13/chartex" xmlns:cx8="http://schemas.microsoft.com/office/drawing/2016/5/14/chartex" xmlns:mc="http://schemas.openxmlformats.org/markup-compatibility/2006" xmlns:aink="http://schemas.microsoft.com/office/drawing/2016/ink" xmlns:am3d="http://schemas.microsoft.com/office/drawing/2017/model3d" xmlns:o="urn:schemas-microsoft-com:office:office" xmlns:oel="http://schemas.microsoft.com/office/2019/extlst" xmlns:r="http://schemas.openxmlformats.org/officeDocument/2006/relationships" xmlns:m="http://schemas.openxmlformats.org/officeDocument/2006/math" xmlns:v="urn:schemas-microsoft-com:vml" xmlns:wp14="http://schemas.microsoft.com/office/word/2010/wordprocessingDrawing" xmlns:wp="http://schemas.openxmlformats.org/drawingml/2006/wordprocessingDrawing" xmlns:w10="urn:schemas-microsoft-com:office:word" xmlns:w="http://schemas.openxmlformats.org/wordprocessingml/2006/main" xmlns:w14="http://schemas.microsoft.com/office/word/2010/wordml" xmlns:w15="http://schemas.microsoft.com/office/word/2012/wordml" xmlns:w16cex="http://schemas.microsoft.com/office/word/2018/wordml/cex" xmlns:w16cid="http://schemas.microsoft.com/office/word/2016/wordml/cid" xmlns:w16="http://schemas.microsoft.com/office/word/2018/wordml" xmlns:w16du="http://schemas.microsoft.com/office/word/2023/wordml/word16du" xmlns:w16sdtdh="http://schemas.microsoft.com/office/word/2020/wordml/sdtdatahash" xmlns:w16sdtfl="http://schemas.microsoft.com/office/word/2024/wordml/sdtformatlock" xmlns:w16se="http://schemas.microsoft.com/office/word/2015/wordml/symex" xmlns:wpg="http://schemas.microsoft.com/office/word/2010/wordprocessingGroup" xmlns:wpi="http://schemas.microsoft.com/office/word/2010/wordprocessingInk" xmlns:wne="http://schemas.microsoft.com/office/word/2006/wordml" xmlns:wps="http://schemas.microsoft.com/office/word/2010/wordprocessingShape" mc:Ignorable="w14 w15 w16se w16cid w16 w16cex w16sdtdh w16sdtfl w16du wp14">
+<w:numbering xmlns:wpc="http://schemas.microsoft.com/office/word/2010/wordprocessingCanvas" xmlns:cx="http://schemas.microsoft.com/office/drawing/2014/chartex" xmlns:cx1="http://schemas.microsoft.com/office/drawing/2015/9/8/chartex" xmlns:mc="http://schemas.openxmlformats.org/markup-compatibility/2006" xmlns:o="urn:schemas-microsoft-com:office:office" xmlns:r="http://schemas.openxmlformats.org/officeDocument/2006/relationships" xmlns:m="http://schemas.openxmlformats.org/officeDocument/2006/math" xmlns:v="urn:schemas-microsoft-com:vml" xmlns:wp14="http://schemas.microsoft.com/office/word/2010/wordprocessingDrawing" xmlns:wp="http://schemas.openxmlformats.org/drawingml/2006/wordprocessingDrawing" xmlns:w10="urn:schemas-microsoft-com:office:word" xmlns:w="http://schemas.openxmlformats.org/wordprocessingml/2006/main" xmlns:w14="http://schemas.microsoft.com/office/word/2010/wordml" xmlns:w15="http://schemas.microsoft.com/office/word/2012/wordml" xmlns:w16se="http://schemas.microsoft.com/office/word/2015/wordml/symex" xmlns:wpg="http://schemas.microsoft.com/office/word/2010/wordprocessingGroup" xmlns:wpi="http://schemas.microsoft.com/office/word/2010/wordprocessingInk" xmlns:wne="http://schemas.microsoft.com/office/word/2006/wordml" xmlns:wps="http://schemas.microsoft.com/office/word/2010/wordprocessingShape" mc:Ignorable="w14 w15 w16se wp14">
   <w:abstractNum w:abstractNumId="0" w15:restartNumberingAfterBreak="0">
     <w:nsid w:val="343D5197"/>
     <w:multiLevelType w:val="hybridMultilevel"/>
@@ -3922,20 +3887,20 @@
       </w:pPr>
     </w:lvl>
   </w:abstractNum>
-  <w:num w:numId="1" w16cid:durableId="541094322">
+  <w:num w:numId="1">
     <w:abstractNumId w:val="1"/>
   </w:num>
-  <w:num w:numId="2" w16cid:durableId="1279413367">
+  <w:num w:numId="2">
     <w:abstractNumId w:val="0"/>
   </w:num>
-  <w:num w:numId="3" w16cid:durableId="1485660137">
+  <w:num w:numId="3">
     <w:abstractNumId w:val="2"/>
   </w:num>
 </w:numbering>
 </file>
 
 <file path=word/styles.xml><?xml version="1.0" encoding="utf-8"?>
-<w:styles xmlns:mc="http://schemas.openxmlformats.org/markup-compatibility/2006" xmlns:r="http://schemas.openxmlformats.org/officeDocument/2006/relationships" xmlns:w="http://schemas.openxmlformats.org/wordprocessingml/2006/main" xmlns:w14="http://schemas.microsoft.com/office/word/2010/wordml" xmlns:w15="http://schemas.microsoft.com/office/word/2012/wordml" xmlns:w16cex="http://schemas.microsoft.com/office/word/2018/wordml/cex" xmlns:w16cid="http://schemas.microsoft.com/office/word/2016/wordml/cid" xmlns:w16="http://schemas.microsoft.com/office/word/2018/wordml" xmlns:w16du="http://schemas.microsoft.com/office/word/2023/wordml/word16du" xmlns:w16sdtdh="http://schemas.microsoft.com/office/word/2020/wordml/sdtdatahash" xmlns:w16sdtfl="http://schemas.microsoft.com/office/word/2024/wordml/sdtformatlock" xmlns:w16se="http://schemas.microsoft.com/office/word/2015/wordml/symex" mc:Ignorable="w14 w15 w16se w16cid w16 w16cex w16sdtdh w16sdtfl w16du">
+<w:styles xmlns:mc="http://schemas.openxmlformats.org/markup-compatibility/2006" xmlns:r="http://schemas.openxmlformats.org/officeDocument/2006/relationships" xmlns:w="http://schemas.openxmlformats.org/wordprocessingml/2006/main" xmlns:w14="http://schemas.microsoft.com/office/word/2010/wordml" xmlns:w15="http://schemas.microsoft.com/office/word/2012/wordml" xmlns:w16se="http://schemas.microsoft.com/office/word/2015/wordml/symex" mc:Ignorable="w14 w15 w16se">
   <w:docDefaults>
     <w:rPrDefault>
       <w:rPr>
@@ -3951,7 +3916,7 @@
       </w:pPr>
     </w:pPrDefault>
   </w:docDefaults>
-  <w:latentStyles w:defLockedState="0" w:defUIPriority="99" w:defSemiHidden="0" w:defUnhideWhenUsed="0" w:defQFormat="0" w:count="376">
+  <w:latentStyles w:defLockedState="0" w:defUIPriority="99" w:defSemiHidden="0" w:defUnhideWhenUsed="0" w:defQFormat="0" w:count="371">
     <w:lsdException w:name="Normal" w:uiPriority="0" w:qFormat="1"/>
     <w:lsdException w:name="heading 1" w:uiPriority="9" w:qFormat="1"/>
     <w:lsdException w:name="heading 2" w:semiHidden="1" w:uiPriority="9" w:unhideWhenUsed="1" w:qFormat="1"/>
@@ -4323,11 +4288,6 @@
     <w:lsdException w:name="List Table 5 Dark Accent 6" w:uiPriority="50"/>
     <w:lsdException w:name="List Table 6 Colorful Accent 6" w:uiPriority="51"/>
     <w:lsdException w:name="List Table 7 Colorful Accent 6" w:uiPriority="52"/>
-    <w:lsdException w:name="Mention" w:semiHidden="1" w:unhideWhenUsed="1"/>
-    <w:lsdException w:name="Smart Hyperlink" w:semiHidden="1" w:unhideWhenUsed="1"/>
-    <w:lsdException w:name="Hashtag" w:semiHidden="1" w:unhideWhenUsed="1"/>
-    <w:lsdException w:name="Unresolved Mention" w:semiHidden="1" w:unhideWhenUsed="1"/>
-    <w:lsdException w:name="Smart Link" w:semiHidden="1" w:unhideWhenUsed="1"/>
   </w:latentStyles>
   <w:style w:type="paragraph" w:default="1" w:styleId="Normal">
     <w:name w:val="Normal"/>
